--- a/examples/doc/README.docx
+++ b/examples/doc/README.docx
@@ -343,7 +343,7 @@
         <w:t xml:space="preserve"> </w:t>
       </w:r>
       <w:r>
-        <w:t xml:space="preserve">- high-level tours, utility examples, and hard or soft evaluation notebooks</w:t>
+        <w:t xml:space="preserve">- high-level tours ordered as orientation, utilities, and evaluation notebooks</w:t>
       </w:r>
     </w:p>
     <w:p>
@@ -366,7 +366,7 @@
         <w:t xml:space="preserve"> </w:t>
       </w:r>
       <w:r>
-        <w:t xml:space="preserve">- extension-oriented notebooks showing how to implement custom detectors, transformations, and evaluation rules on top of the Harbinger contracts</w:t>
+        <w:t xml:space="preserve">- extension-oriented notebooks grouped by the type of component being implemented</w:t>
       </w:r>
     </w:p>
     <w:p>
@@ -389,28 +389,7 @@
         <w:t xml:space="preserve"> </w:t>
       </w:r>
       <w:r>
-        <w:t xml:space="preserve">- dataset-orientation notebooks showing how to load the full benchmark collections with</w:t>
-      </w:r>
-      <w:r>
-        <w:t xml:space="preserve"> </w:t>
-      </w:r>
-      <w:r>
-        <w:rPr>
-          <w:rStyle w:val="VerbatimChar"/>
-        </w:rPr>
-        <w:t xml:space="preserve">loadfulldata()</w:t>
-      </w:r>
-      <w:r>
-        <w:t xml:space="preserve">, count the available series, classify them as univariate or multivariate, and inspect the first signal with</w:t>
-      </w:r>
-      <w:r>
-        <w:t xml:space="preserve"> </w:t>
-      </w:r>
-      <w:r>
-        <w:rPr>
-          <w:rStyle w:val="VerbatimChar"/>
-        </w:rPr>
-        <w:t xml:space="preserve">har_plot()</w:t>
+        <w:t xml:space="preserve">- dataset-orientation notebooks grouped into general benchmark archives and domain-specific collections</w:t>
       </w:r>
     </w:p>
     <w:p>
@@ -433,46 +412,7 @@
         <w:t xml:space="preserve"> </w:t>
       </w:r>
       <w:r>
-        <w:t xml:space="preserve">- smoothing and symbolic transformations such as</w:t>
-      </w:r>
-      <w:r>
-        <w:t xml:space="preserve"> </w:t>
-      </w:r>
-      <w:r>
-        <w:rPr>
-          <w:rStyle w:val="VerbatimChar"/>
-        </w:rPr>
-        <w:t xml:space="preserve">mas()</w:t>
-      </w:r>
-      <w:r>
-        <w:t xml:space="preserve">,</w:t>
-      </w:r>
-      <w:r>
-        <w:t xml:space="preserve"> </w:t>
-      </w:r>
-      <w:r>
-        <w:rPr>
-          <w:rStyle w:val="VerbatimChar"/>
-        </w:rPr>
-        <w:t xml:space="preserve">trans_sax()</w:t>
-      </w:r>
-      <w:r>
-        <w:t xml:space="preserve">, and</w:t>
-      </w:r>
-      <w:r>
-        <w:t xml:space="preserve"> </w:t>
-      </w:r>
-      <w:r>
-        <w:rPr>
-          <w:rStyle w:val="VerbatimChar"/>
-        </w:rPr>
-        <w:t xml:space="preserve">trans_xsax()</w:t>
-      </w:r>
-      <w:r>
-        <w:t xml:space="preserve"> </w:t>
-      </w:r>
-      <w:r>
-        <w:t xml:space="preserve">that prepare series for downstream analysis</w:t>
+        <w:t xml:space="preserve">- smoothing and symbolic transformations presented from simpler preprocessing to richer symbolic encodings</w:t>
       </w:r>
     </w:p>
     <w:p>
@@ -495,7 +435,7 @@
         <w:t xml:space="preserve"> </w:t>
       </w:r>
       <w:r>
-        <w:t xml:space="preserve">- anomaly detection across multiple families: regression residuals, clustering and discord methods, supervised classifiers, autoencoders, ensembles, and multivariate workflows</w:t>
+        <w:t xml:space="preserve">- anomaly detection grouped by learning objective: baseline intuition, residual models, supervised classifiers, clustering, ensembles, autoencoders, and multivariate analysis</w:t>
       </w:r>
     </w:p>
     <w:p>
@@ -518,7 +458,7 @@
         <w:t xml:space="preserve"> </w:t>
       </w:r>
       <w:r>
-        <w:t xml:space="preserve">- change-point detection for single breaks, multiple breaks, structural changes, and volatility shifts</w:t>
+        <w:t xml:space="preserve">- change-point detection ordered from single-break intuition to multiple breaks, structural change, and volatility-focused methods</w:t>
       </w:r>
     </w:p>
     <w:p>
@@ -541,7 +481,7 @@
         <w:t xml:space="preserve"> </w:t>
       </w:r>
       <w:r>
-        <w:t xml:space="preserve">- motif and discord discovery via Matrix Profile and symbolic approaches such as SAX and XSAX</w:t>
+        <w:t xml:space="preserve">- motif and discord discovery grouped into Matrix Profile methods, symbolic methods, and discord-specific analyses</w:t>
       </w:r>
     </w:p>
     <w:bookmarkEnd w:id="29"/>

--- a/examples/doc/README.docx
+++ b/examples/doc/README.docx
@@ -2,15 +2,7 @@
 <file path=word/document.xml><?xml version="1.0" encoding="utf-8"?>
 <w:document xmlns:w="http://schemas.openxmlformats.org/wordprocessingml/2006/main" xmlns:m="http://schemas.openxmlformats.org/officeDocument/2006/math" xmlns:r="http://schemas.openxmlformats.org/officeDocument/2006/relationships" xmlns:o="urn:schemas-microsoft-com:office:office" xmlns:v="urn:schemas-microsoft-com:vml" xmlns:w10="urn:schemas-microsoft-com:office:word" xmlns:a="http://schemas.openxmlformats.org/drawingml/2006/main" xmlns:pic="http://schemas.openxmlformats.org/drawingml/2006/picture" xmlns:wp="http://schemas.openxmlformats.org/drawingml/2006/wordprocessingDrawing">
   <w:body>
-    <w:p>
-      <w:pPr>
-        <w:pStyle w:val="Title"/>
-      </w:pPr>
-      <w:r>
-        <w:t xml:space="preserve">Harbinger Examples</w:t>
-      </w:r>
-    </w:p>
-    <w:bookmarkStart w:id="30" w:name="harbinger-examples"/>
+    <w:bookmarkStart w:id="28" w:name="harbinger-examples"/>
     <w:p>
       <w:pPr>
         <w:pStyle w:val="Heading1"/>
@@ -24,22 +16,7 @@
         <w:pStyle w:val="FirstParagraph"/>
       </w:pPr>
       <w:r>
-        <w:t xml:space="preserve">This directory stores the source</w:t>
-      </w:r>
-      <w:r>
-        <w:t xml:space="preserve"> </w:t>
-      </w:r>
-      <w:r>
-        <w:rPr>
-          <w:rStyle w:val="VerbatimChar"/>
-        </w:rPr>
-        <w:t xml:space="preserve">.Rmd</w:t>
-      </w:r>
-      <w:r>
-        <w:t xml:space="preserve"> </w:t>
-      </w:r>
-      <w:r>
-        <w:t xml:space="preserve">notebooks used to generate the Markdown material under</w:t>
+        <w:t xml:space="preserve">This directory contains the source R Markdown notebooks used to generate the material under</w:t>
       </w:r>
       <w:r>
         <w:t xml:space="preserve"> </w:t>
@@ -51,7 +28,15 @@
         <w:t xml:space="preserve">/examples/</w:t>
       </w:r>
       <w:r>
-        <w:t xml:space="preserve">. The files here are the editable sources; the rendered tutorials are expected to live in</w:t>
+        <w:t xml:space="preserve">. The goal of the collection is to help the reader learn the package in a sensible order instead of facing only a long list of methods.</w:t>
+      </w:r>
+    </w:p>
+    <w:p>
+      <w:pPr>
+        <w:pStyle w:val="BodyText"/>
+      </w:pPr>
+      <w:r>
+        <w:t xml:space="preserve">If you are new to</w:t>
       </w:r>
       <w:r>
         <w:t xml:space="preserve"> </w:t>
@@ -60,30 +45,10 @@
         <w:rPr>
           <w:rStyle w:val="VerbatimChar"/>
         </w:rPr>
-        <w:t xml:space="preserve">/examples/</w:t>
-      </w:r>
-      <w:r>
-        <w:t xml:space="preserve"> </w:t>
-      </w:r>
-      <w:r>
-        <w:t xml:space="preserve">after the generation step.</w:t>
-      </w:r>
-    </w:p>
-    <w:p>
-      <w:pPr>
-        <w:pStyle w:val="BodyText"/>
-      </w:pPr>
-      <w:r>
-        <w:t xml:space="preserve">Use this index as a didactic map of the example collection. Each section below points to the generated Markdown destination and explains what a reader should expect to learn in that group of examples.</w:t>
-      </w:r>
-    </w:p>
-    <w:bookmarkStart w:id="20" w:name="suggested-reading-order"/>
-    <w:p>
-      <w:pPr>
-        <w:pStyle w:val="Heading2"/>
-      </w:pPr>
-      <w:r>
-        <w:t xml:space="preserve">Suggested reading order</w:t>
+        <w:t xml:space="preserve">harbinger</w:t>
+      </w:r>
+      <w:r>
+        <w:t xml:space="preserve">, start with the tutorials, then use the other folders as focused reference tracks. The links below point to the rendered Markdown files that are intended for reading.</w:t>
       </w:r>
     </w:p>
     <w:p>
@@ -94,23 +59,19 @@
           <w:numId w:val="1001"/>
         </w:numPr>
       </w:pPr>
-      <w:r>
-        <w:t xml:space="preserve">start with</w:t>
-      </w:r>
+      <w:hyperlink r:id="rId20">
+        <w:r>
+          <w:rPr>
+            <w:rStyle w:val="Hyperlink"/>
+          </w:rPr>
+          <w:t xml:space="preserve">Tutorials</w:t>
+        </w:r>
+      </w:hyperlink>
       <w:r>
         <w:t xml:space="preserve"> </w:t>
       </w:r>
       <w:r>
-        <w:rPr>
-          <w:rStyle w:val="VerbatimChar"/>
-        </w:rPr>
-        <w:t xml:space="preserve">tutorial</w:t>
-      </w:r>
-      <w:r>
-        <w:t xml:space="preserve"> </w:t>
-      </w:r>
-      <w:r>
-        <w:t xml:space="preserve">for the numbered guided path</w:t>
+        <w:t xml:space="preserve">- 10 notebooks organized as a guided path from first contact with the workflow to motifs and symbolic analysis.</w:t>
       </w:r>
     </w:p>
     <w:p>
@@ -121,23 +82,19 @@
           <w:numId w:val="1001"/>
         </w:numPr>
       </w:pPr>
-      <w:r>
-        <w:t xml:space="preserve">continue with</w:t>
-      </w:r>
+      <w:hyperlink r:id="rId21">
+        <w:r>
+          <w:rPr>
+            <w:rStyle w:val="Hyperlink"/>
+          </w:rPr>
+          <w:t xml:space="preserve">General</w:t>
+        </w:r>
+      </w:hyperlink>
       <w:r>
         <w:t xml:space="preserve"> </w:t>
       </w:r>
       <w:r>
-        <w:rPr>
-          <w:rStyle w:val="VerbatimChar"/>
-        </w:rPr>
-        <w:t xml:space="preserve">general</w:t>
-      </w:r>
-      <w:r>
-        <w:t xml:space="preserve"> </w:t>
-      </w:r>
-      <w:r>
-        <w:t xml:space="preserve">for a compact package tour and the evaluation utilities</w:t>
+        <w:t xml:space="preserve">- package orientation, utility helpers, and evaluation objects.</w:t>
       </w:r>
     </w:p>
     <w:p>
@@ -148,23 +105,19 @@
           <w:numId w:val="1001"/>
         </w:numPr>
       </w:pPr>
-      <w:r>
-        <w:t xml:space="preserve">visit</w:t>
-      </w:r>
+      <w:hyperlink r:id="rId22">
+        <w:r>
+          <w:rPr>
+            <w:rStyle w:val="Hyperlink"/>
+          </w:rPr>
+          <w:t xml:space="preserve">Data</w:t>
+        </w:r>
+      </w:hyperlink>
       <w:r>
         <w:t xml:space="preserve"> </w:t>
       </w:r>
       <w:r>
-        <w:rPr>
-          <w:rStyle w:val="VerbatimChar"/>
-        </w:rPr>
-        <w:t xml:space="preserve">data</w:t>
-      </w:r>
-      <w:r>
-        <w:t xml:space="preserve"> </w:t>
-      </w:r>
-      <w:r>
-        <w:t xml:space="preserve">if you want to understand the benchmark datasets before modeling</w:t>
+        <w:t xml:space="preserve">- benchmark collections and domain datasets used across the examples.</w:t>
       </w:r>
     </w:p>
     <w:p>
@@ -175,23 +128,19 @@
           <w:numId w:val="1001"/>
         </w:numPr>
       </w:pPr>
-      <w:r>
-        <w:t xml:space="preserve">visit</w:t>
-      </w:r>
+      <w:hyperlink r:id="rId23">
+        <w:r>
+          <w:rPr>
+            <w:rStyle w:val="Hyperlink"/>
+          </w:rPr>
+          <w:t xml:space="preserve">Transformations</w:t>
+        </w:r>
+      </w:hyperlink>
       <w:r>
         <w:t xml:space="preserve"> </w:t>
       </w:r>
       <w:r>
-        <w:rPr>
-          <w:rStyle w:val="VerbatimChar"/>
-        </w:rPr>
-        <w:t xml:space="preserve">transformations</w:t>
-      </w:r>
-      <w:r>
-        <w:t xml:space="preserve"> </w:t>
-      </w:r>
-      <w:r>
-        <w:t xml:space="preserve">to see how the series can be smoothed or symbolized before analysis</w:t>
+        <w:t xml:space="preserve">- smoothing and symbolic encodings that prepare a series for later analysis.</w:t>
       </w:r>
     </w:p>
     <w:p>
@@ -202,38 +151,19 @@
           <w:numId w:val="1001"/>
         </w:numPr>
       </w:pPr>
-      <w:r>
-        <w:t xml:space="preserve">move to</w:t>
-      </w:r>
+      <w:hyperlink r:id="rId24">
+        <w:r>
+          <w:rPr>
+            <w:rStyle w:val="Hyperlink"/>
+          </w:rPr>
+          <w:t xml:space="preserve">Anomalies</w:t>
+        </w:r>
+      </w:hyperlink>
       <w:r>
         <w:t xml:space="preserve"> </w:t>
       </w:r>
       <w:r>
-        <w:rPr>
-          <w:rStyle w:val="VerbatimChar"/>
-        </w:rPr>
-        <w:t xml:space="preserve">anomalies</w:t>
-      </w:r>
-      <w:r>
-        <w:t xml:space="preserve"> </w:t>
-      </w:r>
-      <w:r>
-        <w:t xml:space="preserve">or</w:t>
-      </w:r>
-      <w:r>
-        <w:t xml:space="preserve"> </w:t>
-      </w:r>
-      <w:r>
-        <w:rPr>
-          <w:rStyle w:val="VerbatimChar"/>
-        </w:rPr>
-        <w:t xml:space="preserve">change_point</w:t>
-      </w:r>
-      <w:r>
-        <w:t xml:space="preserve"> </w:t>
-      </w:r>
-      <w:r>
-        <w:t xml:space="preserve">when you are ready to run event-detection workflows</w:t>
+        <w:t xml:space="preserve">- anomaly detection methods from simple baselines to ensembles, autoencoders, and multivariate analysis.</w:t>
       </w:r>
     </w:p>
     <w:p>
@@ -244,23 +174,19 @@
           <w:numId w:val="1001"/>
         </w:numPr>
       </w:pPr>
-      <w:r>
-        <w:t xml:space="preserve">visit</w:t>
-      </w:r>
+      <w:hyperlink r:id="rId25">
+        <w:r>
+          <w:rPr>
+            <w:rStyle w:val="Hyperlink"/>
+          </w:rPr>
+          <w:t xml:space="preserve">Change Points</w:t>
+        </w:r>
+      </w:hyperlink>
       <w:r>
         <w:t xml:space="preserve"> </w:t>
       </w:r>
       <w:r>
-        <w:rPr>
-          <w:rStyle w:val="VerbatimChar"/>
-        </w:rPr>
-        <w:t xml:space="preserve">custom</w:t>
-      </w:r>
-      <w:r>
-        <w:t xml:space="preserve"> </w:t>
-      </w:r>
-      <w:r>
-        <w:t xml:space="preserve">when you want to learn how to extend the framework with your own components</w:t>
+        <w:t xml:space="preserve">- change-point methods from single-break intuition to structural and volatility-oriented approaches.</w:t>
       </w:r>
     </w:p>
     <w:p>
@@ -271,171 +197,19 @@
           <w:numId w:val="1001"/>
         </w:numPr>
       </w:pPr>
-      <w:r>
-        <w:t xml:space="preserve">finish with</w:t>
-      </w:r>
-      <w:r>
-        <w:t xml:space="preserve"> </w:t>
-      </w:r>
-      <w:r>
-        <w:rPr>
-          <w:rStyle w:val="VerbatimChar"/>
-        </w:rPr>
-        <w:t xml:space="preserve">motifs</w:t>
-      </w:r>
-      <w:r>
-        <w:t xml:space="preserve"> </w:t>
-      </w:r>
-      <w:r>
-        <w:t xml:space="preserve">for repeated-pattern and discord discovery examples</w:t>
-      </w:r>
-    </w:p>
-    <w:bookmarkEnd w:id="20"/>
-    <w:bookmarkStart w:id="29" w:name="directories"/>
-    <w:p>
-      <w:pPr>
-        <w:pStyle w:val="Heading2"/>
-      </w:pPr>
-      <w:r>
-        <w:t xml:space="preserve">Directories</w:t>
-      </w:r>
-    </w:p>
-    <w:p>
-      <w:pPr>
-        <w:pStyle w:val="Compact"/>
-        <w:numPr>
-          <w:ilvl w:val="0"/>
-          <w:numId w:val="1002"/>
-        </w:numPr>
-      </w:pPr>
-      <w:hyperlink r:id="rId21">
-        <w:r>
-          <w:rPr>
-            <w:rStyle w:val="Hyperlink"/>
-          </w:rPr>
-          <w:t xml:space="preserve">tutorial</w:t>
-        </w:r>
-      </w:hyperlink>
-      <w:r>
-        <w:t xml:space="preserve"> </w:t>
-      </w:r>
-      <w:r>
-        <w:t xml:space="preserve">- a guided learning path that connects package basics, data understanding, transformations, event detection, evaluation, and motif-oriented tasks</w:t>
-      </w:r>
-    </w:p>
-    <w:p>
-      <w:pPr>
-        <w:pStyle w:val="Compact"/>
-        <w:numPr>
-          <w:ilvl w:val="0"/>
-          <w:numId w:val="1002"/>
-        </w:numPr>
-      </w:pPr>
-      <w:hyperlink r:id="rId22">
-        <w:r>
-          <w:rPr>
-            <w:rStyle w:val="Hyperlink"/>
-          </w:rPr>
-          <w:t xml:space="preserve">general</w:t>
-        </w:r>
-      </w:hyperlink>
-      <w:r>
-        <w:t xml:space="preserve"> </w:t>
-      </w:r>
-      <w:r>
-        <w:t xml:space="preserve">- high-level tours ordered as orientation, utilities, and evaluation notebooks</w:t>
-      </w:r>
-    </w:p>
-    <w:p>
-      <w:pPr>
-        <w:pStyle w:val="Compact"/>
-        <w:numPr>
-          <w:ilvl w:val="0"/>
-          <w:numId w:val="1002"/>
-        </w:numPr>
-      </w:pPr>
-      <w:hyperlink r:id="rId23">
-        <w:r>
-          <w:rPr>
-            <w:rStyle w:val="Hyperlink"/>
-          </w:rPr>
-          <w:t xml:space="preserve">custom</w:t>
-        </w:r>
-      </w:hyperlink>
-      <w:r>
-        <w:t xml:space="preserve"> </w:t>
-      </w:r>
-      <w:r>
-        <w:t xml:space="preserve">- extension-oriented notebooks grouped by the type of component being implemented</w:t>
-      </w:r>
-    </w:p>
-    <w:p>
-      <w:pPr>
-        <w:pStyle w:val="Compact"/>
-        <w:numPr>
-          <w:ilvl w:val="0"/>
-          <w:numId w:val="1002"/>
-        </w:numPr>
-      </w:pPr>
-      <w:hyperlink r:id="rId24">
-        <w:r>
-          <w:rPr>
-            <w:rStyle w:val="Hyperlink"/>
-          </w:rPr>
-          <w:t xml:space="preserve">data</w:t>
-        </w:r>
-      </w:hyperlink>
-      <w:r>
-        <w:t xml:space="preserve"> </w:t>
-      </w:r>
-      <w:r>
-        <w:t xml:space="preserve">- dataset-orientation notebooks grouped into general benchmark archives and domain-specific collections</w:t>
-      </w:r>
-    </w:p>
-    <w:p>
-      <w:pPr>
-        <w:pStyle w:val="Compact"/>
-        <w:numPr>
-          <w:ilvl w:val="0"/>
-          <w:numId w:val="1002"/>
-        </w:numPr>
-      </w:pPr>
-      <w:hyperlink r:id="rId25">
-        <w:r>
-          <w:rPr>
-            <w:rStyle w:val="Hyperlink"/>
-          </w:rPr>
-          <w:t xml:space="preserve">transformations</w:t>
-        </w:r>
-      </w:hyperlink>
-      <w:r>
-        <w:t xml:space="preserve"> </w:t>
-      </w:r>
-      <w:r>
-        <w:t xml:space="preserve">- smoothing and symbolic transformations presented from simpler preprocessing to richer symbolic encodings</w:t>
-      </w:r>
-    </w:p>
-    <w:p>
-      <w:pPr>
-        <w:pStyle w:val="Compact"/>
-        <w:numPr>
-          <w:ilvl w:val="0"/>
-          <w:numId w:val="1002"/>
-        </w:numPr>
-      </w:pPr>
       <w:hyperlink r:id="rId26">
         <w:r>
           <w:rPr>
             <w:rStyle w:val="Hyperlink"/>
           </w:rPr>
-          <w:t xml:space="preserve">anomalies</w:t>
+          <w:t xml:space="preserve">Motifs</w:t>
         </w:r>
       </w:hyperlink>
       <w:r>
         <w:t xml:space="preserve"> </w:t>
       </w:r>
       <w:r>
-        <w:t xml:space="preserve">- anomaly detection grouped by learning objective: baseline intuition, residual models, supervised classifiers, clustering, ensembles, autoencoders, and multivariate analysis</w:t>
+        <w:t xml:space="preserve">- repeated-pattern and discord discovery with Matrix Profile and symbolic approaches.</w:t>
       </w:r>
     </w:p>
     <w:p>
@@ -443,7 +217,7 @@
         <w:pStyle w:val="Compact"/>
         <w:numPr>
           <w:ilvl w:val="0"/>
-          <w:numId w:val="1002"/>
+          <w:numId w:val="1001"/>
         </w:numPr>
       </w:pPr>
       <w:hyperlink r:id="rId27">
@@ -451,41 +225,17 @@
           <w:rPr>
             <w:rStyle w:val="Hyperlink"/>
           </w:rPr>
-          <w:t xml:space="preserve">change_point</w:t>
+          <w:t xml:space="preserve">Custom</w:t>
         </w:r>
       </w:hyperlink>
       <w:r>
         <w:t xml:space="preserve"> </w:t>
       </w:r>
       <w:r>
-        <w:t xml:space="preserve">- change-point detection ordered from single-break intuition to multiple breaks, structural change, and volatility-focused methods</w:t>
+        <w:t xml:space="preserve">- extension examples for readers who want to plug their own components into the framework.</w:t>
       </w:r>
     </w:p>
-    <w:p>
-      <w:pPr>
-        <w:pStyle w:val="Compact"/>
-        <w:numPr>
-          <w:ilvl w:val="0"/>
-          <w:numId w:val="1002"/>
-        </w:numPr>
-      </w:pPr>
-      <w:hyperlink r:id="rId28">
-        <w:r>
-          <w:rPr>
-            <w:rStyle w:val="Hyperlink"/>
-          </w:rPr>
-          <w:t xml:space="preserve">motifs</w:t>
-        </w:r>
-      </w:hyperlink>
-      <w:r>
-        <w:t xml:space="preserve"> </w:t>
-      </w:r>
-      <w:r>
-        <w:t xml:space="preserve">- motif and discord discovery grouped into Matrix Profile methods, symbolic methods, and discord-specific analyses</w:t>
-      </w:r>
-    </w:p>
-    <w:bookmarkEnd w:id="29"/>
-    <w:bookmarkEnd w:id="30"/>
+    <w:bookmarkEnd w:id="28"/>
     <w:sectPr>
       <w:footnotePr>
         <w:numRestart w:val="eachSect"/>
@@ -596,91 +346,6 @@
       </w:pPr>
     </w:lvl>
   </w:abstractNum>
-  <w:abstractNum w:abstractNumId="99411">
-    <w:nsid w:val="00A99411"/>
-    <w:multiLevelType w:val="multilevel"/>
-    <w:lvl w:ilvl="0">
-      <w:start w:val="1"/>
-      <w:numFmt w:val="decimal"/>
-      <w:lvlText w:val="%1."/>
-      <w:lvlJc w:val="left"/>
-      <w:pPr>
-        <w:ind w:left="720" w:hanging="360"/>
-      </w:pPr>
-    </w:lvl>
-    <w:lvl w:ilvl="1">
-      <w:start w:val="1"/>
-      <w:numFmt w:val="decimal"/>
-      <w:lvlText w:val="%2."/>
-      <w:lvlJc w:val="left"/>
-      <w:pPr>
-        <w:ind w:left="1440" w:hanging="360"/>
-      </w:pPr>
-    </w:lvl>
-    <w:lvl w:ilvl="2">
-      <w:start w:val="1"/>
-      <w:numFmt w:val="decimal"/>
-      <w:lvlText w:val="%3."/>
-      <w:lvlJc w:val="left"/>
-      <w:pPr>
-        <w:ind w:left="2160" w:hanging="360"/>
-      </w:pPr>
-    </w:lvl>
-    <w:lvl w:ilvl="3">
-      <w:start w:val="1"/>
-      <w:numFmt w:val="decimal"/>
-      <w:lvlText w:val="%4."/>
-      <w:lvlJc w:val="left"/>
-      <w:pPr>
-        <w:ind w:left="2880" w:hanging="360"/>
-      </w:pPr>
-    </w:lvl>
-    <w:lvl w:ilvl="4">
-      <w:start w:val="1"/>
-      <w:numFmt w:val="decimal"/>
-      <w:lvlText w:val="%5."/>
-      <w:lvlJc w:val="left"/>
-      <w:pPr>
-        <w:ind w:left="3600" w:hanging="360"/>
-      </w:pPr>
-    </w:lvl>
-    <w:lvl w:ilvl="5">
-      <w:start w:val="1"/>
-      <w:numFmt w:val="decimal"/>
-      <w:lvlText w:val="%6."/>
-      <w:lvlJc w:val="left"/>
-      <w:pPr>
-        <w:ind w:left="4320" w:hanging="360"/>
-      </w:pPr>
-    </w:lvl>
-    <w:lvl w:ilvl="6">
-      <w:start w:val="1"/>
-      <w:numFmt w:val="decimal"/>
-      <w:lvlText w:val="%7."/>
-      <w:lvlJc w:val="left"/>
-      <w:pPr>
-        <w:ind w:left="5040" w:hanging="360"/>
-      </w:pPr>
-    </w:lvl>
-    <w:lvl w:ilvl="7">
-      <w:start w:val="1"/>
-      <w:numFmt w:val="decimal"/>
-      <w:lvlText w:val="%8."/>
-      <w:lvlJc w:val="left"/>
-      <w:pPr>
-        <w:ind w:left="5760" w:hanging="360"/>
-      </w:pPr>
-    </w:lvl>
-    <w:lvl w:ilvl="8">
-      <w:start w:val="1"/>
-      <w:numFmt w:val="decimal"/>
-      <w:lvlText w:val="%9."/>
-      <w:lvlJc w:val="left"/>
-      <w:pPr>
-        <w:ind w:left="6480" w:hanging="360"/>
-      </w:pPr>
-    </w:lvl>
-  </w:abstractNum>
   <w:abstractNum w:abstractNumId="991">
     <w:nsid w:val="0000A991"/>
     <w:multiLevelType w:val="multilevel"/>
@@ -788,36 +453,6 @@
     <w:abstractNumId w:val="990"/>
   </w:num>
   <w:num w:numId="1001">
-    <w:abstractNumId w:val="99411"/>
-    <w:lvlOverride w:ilvl="0">
-      <w:startOverride w:val="1"/>
-    </w:lvlOverride>
-    <w:lvlOverride w:ilvl="1">
-      <w:startOverride w:val="1"/>
-    </w:lvlOverride>
-    <w:lvlOverride w:ilvl="2">
-      <w:startOverride w:val="1"/>
-    </w:lvlOverride>
-    <w:lvlOverride w:ilvl="3">
-      <w:startOverride w:val="1"/>
-    </w:lvlOverride>
-    <w:lvlOverride w:ilvl="4">
-      <w:startOverride w:val="1"/>
-    </w:lvlOverride>
-    <w:lvlOverride w:ilvl="5">
-      <w:startOverride w:val="1"/>
-    </w:lvlOverride>
-    <w:lvlOverride w:ilvl="6">
-      <w:startOverride w:val="1"/>
-    </w:lvlOverride>
-    <w:lvlOverride w:ilvl="7">
-      <w:startOverride w:val="1"/>
-    </w:lvlOverride>
-    <w:lvlOverride w:ilvl="8">
-      <w:startOverride w:val="1"/>
-    </w:lvlOverride>
-  </w:num>
-  <w:num w:numId="1002">
     <w:abstractNumId w:val="991"/>
   </w:num>
 </w:numbering>

--- a/examples/doc/README.docx
+++ b/examples/doc/README.docx
@@ -2,7 +2,7 @@
 <file path=word/document.xml><?xml version="1.0" encoding="utf-8"?>
 <w:document xmlns:w="http://schemas.openxmlformats.org/wordprocessingml/2006/main" xmlns:m="http://schemas.openxmlformats.org/officeDocument/2006/math" xmlns:r="http://schemas.openxmlformats.org/officeDocument/2006/relationships" xmlns:o="urn:schemas-microsoft-com:office:office" xmlns:v="urn:schemas-microsoft-com:vml" xmlns:w10="urn:schemas-microsoft-com:office:word" xmlns:a="http://schemas.openxmlformats.org/drawingml/2006/main" xmlns:pic="http://schemas.openxmlformats.org/drawingml/2006/picture" xmlns:wp="http://schemas.openxmlformats.org/drawingml/2006/wordprocessingDrawing">
   <w:body>
-    <w:bookmarkStart w:id="28" w:name="harbinger-examples"/>
+    <w:bookmarkStart w:id="34" w:name="harbinger-examples"/>
     <w:p>
       <w:pPr>
         <w:pStyle w:val="Heading1"/>
@@ -28,15 +28,7 @@
         <w:t xml:space="preserve">/examples/</w:t>
       </w:r>
       <w:r>
-        <w:t xml:space="preserve">. The goal of the collection is to help the reader learn the package in a sensible order instead of facing only a long list of methods.</w:t>
-      </w:r>
-    </w:p>
-    <w:p>
-      <w:pPr>
-        <w:pStyle w:val="BodyText"/>
-      </w:pPr>
-      <w:r>
-        <w:t xml:space="preserve">If you are new to</w:t>
+        <w:t xml:space="preserve">. The collection is organized to help the reader learn</w:t>
       </w:r>
       <w:r>
         <w:t xml:space="preserve"> </w:t>
@@ -48,7 +40,78 @@
         <w:t xml:space="preserve">harbinger</w:t>
       </w:r>
       <w:r>
-        <w:t xml:space="preserve">, start with the tutorials, then use the other folders as focused reference tracks. The links below point to the rendered Markdown files that are intended for reading.</w:t>
+        <w:t xml:space="preserve"> </w:t>
+      </w:r>
+      <w:r>
+        <w:t xml:space="preserve">in a sensible order instead of navigating only a flat catalog of methods.</w:t>
+      </w:r>
+    </w:p>
+    <w:p>
+      <w:pPr>
+        <w:pStyle w:val="BodyText"/>
+      </w:pPr>
+      <w:r>
+        <w:t xml:space="preserve">The examples follow the same two entry points presented in the project</w:t>
+      </w:r>
+      <w:r>
+        <w:t xml:space="preserve"> </w:t>
+      </w:r>
+      <w:r>
+        <w:rPr>
+          <w:rStyle w:val="VerbatimChar"/>
+        </w:rPr>
+        <w:t xml:space="preserve">README.Rmd</w:t>
+      </w:r>
+      <w:r>
+        <w:t xml:space="preserve">: a guided tutorial track for readers who want a step-by-step introduction, and thematic collections for readers who want to study a specific family of methods.</w:t>
+      </w:r>
+    </w:p>
+    <w:bookmarkStart w:id="32" w:name="documentation-structure"/>
+    <w:p>
+      <w:pPr>
+        <w:pStyle w:val="Heading2"/>
+      </w:pPr>
+      <w:r>
+        <w:t xml:space="preserve">Documentation structure</w:t>
+      </w:r>
+    </w:p>
+    <w:p>
+      <w:pPr>
+        <w:pStyle w:val="FirstParagraph"/>
+      </w:pPr>
+      <w:r>
+        <w:t xml:space="preserve">If you are new to</w:t>
+      </w:r>
+      <w:r>
+        <w:t xml:space="preserve"> </w:t>
+      </w:r>
+      <w:r>
+        <w:rPr>
+          <w:rStyle w:val="VerbatimChar"/>
+        </w:rPr>
+        <w:t xml:space="preserve">harbinger</w:t>
+      </w:r>
+      <w:r>
+        <w:t xml:space="preserve">, start with the tutorials. If you already know the basic workflow, use the thematic folders below as focused reference tracks. The links point to the rendered Markdown files intended for reading.</w:t>
+      </w:r>
+    </w:p>
+    <w:bookmarkStart w:id="20" w:name="guided-tutorial-track"/>
+    <w:p>
+      <w:pPr>
+        <w:pStyle w:val="Heading3"/>
+      </w:pPr>
+      <w:r>
+        <w:t xml:space="preserve">Guided tutorial track</w:t>
+      </w:r>
+    </w:p>
+    <w:bookmarkEnd w:id="20"/>
+    <w:bookmarkStart w:id="22" w:name="guided-tutorial-track-1"/>
+    <w:p>
+      <w:pPr>
+        <w:pStyle w:val="Heading3"/>
+      </w:pPr>
+      <w:r>
+        <w:t xml:space="preserve">Guided tutorial track</w:t>
       </w:r>
     </w:p>
     <w:p>
@@ -59,7 +122,7 @@
           <w:numId w:val="1001"/>
         </w:numPr>
       </w:pPr>
-      <w:hyperlink r:id="rId20">
+      <w:hyperlink r:id="rId21">
         <w:r>
           <w:rPr>
             <w:rStyle w:val="Hyperlink"/>
@@ -71,7 +134,27 @@
         <w:t xml:space="preserve"> </w:t>
       </w:r>
       <w:r>
-        <w:t xml:space="preserve">- 10 notebooks organized as a guided path from first contact with the workflow to motifs and symbolic analysis.</w:t>
+        <w:t xml:space="preserve">- a 10-part learning sequence covering first contact with the package, data inspection, plotting, baseline anomaly detection, residual-based detection, evaluation, change points, smoothing, symbolic transformations, and motif analysis.</w:t>
+      </w:r>
+    </w:p>
+    <w:bookmarkEnd w:id="22"/>
+    <w:bookmarkStart w:id="23" w:name="thematic-example-collections"/>
+    <w:p>
+      <w:pPr>
+        <w:pStyle w:val="Heading3"/>
+      </w:pPr>
+      <w:r>
+        <w:t xml:space="preserve">Thematic example collections</w:t>
+      </w:r>
+    </w:p>
+    <w:bookmarkEnd w:id="23"/>
+    <w:bookmarkStart w:id="31" w:name="thematic-example-collections-1"/>
+    <w:p>
+      <w:pPr>
+        <w:pStyle w:val="Heading3"/>
+      </w:pPr>
+      <w:r>
+        <w:t xml:space="preserve">Thematic example collections</w:t>
       </w:r>
     </w:p>
     <w:p>
@@ -79,76 +162,7 @@
         <w:pStyle w:val="Compact"/>
         <w:numPr>
           <w:ilvl w:val="0"/>
-          <w:numId w:val="1001"/>
-        </w:numPr>
-      </w:pPr>
-      <w:hyperlink r:id="rId21">
-        <w:r>
-          <w:rPr>
-            <w:rStyle w:val="Hyperlink"/>
-          </w:rPr>
-          <w:t xml:space="preserve">General</w:t>
-        </w:r>
-      </w:hyperlink>
-      <w:r>
-        <w:t xml:space="preserve"> </w:t>
-      </w:r>
-      <w:r>
-        <w:t xml:space="preserve">- package orientation, utility helpers, and evaluation objects.</w:t>
-      </w:r>
-    </w:p>
-    <w:p>
-      <w:pPr>
-        <w:pStyle w:val="Compact"/>
-        <w:numPr>
-          <w:ilvl w:val="0"/>
-          <w:numId w:val="1001"/>
-        </w:numPr>
-      </w:pPr>
-      <w:hyperlink r:id="rId22">
-        <w:r>
-          <w:rPr>
-            <w:rStyle w:val="Hyperlink"/>
-          </w:rPr>
-          <w:t xml:space="preserve">Data</w:t>
-        </w:r>
-      </w:hyperlink>
-      <w:r>
-        <w:t xml:space="preserve"> </w:t>
-      </w:r>
-      <w:r>
-        <w:t xml:space="preserve">- benchmark collections and domain datasets used across the examples.</w:t>
-      </w:r>
-    </w:p>
-    <w:p>
-      <w:pPr>
-        <w:pStyle w:val="Compact"/>
-        <w:numPr>
-          <w:ilvl w:val="0"/>
-          <w:numId w:val="1001"/>
-        </w:numPr>
-      </w:pPr>
-      <w:hyperlink r:id="rId23">
-        <w:r>
-          <w:rPr>
-            <w:rStyle w:val="Hyperlink"/>
-          </w:rPr>
-          <w:t xml:space="preserve">Transformations</w:t>
-        </w:r>
-      </w:hyperlink>
-      <w:r>
-        <w:t xml:space="preserve"> </w:t>
-      </w:r>
-      <w:r>
-        <w:t xml:space="preserve">- smoothing and symbolic encodings that prepare a series for later analysis.</w:t>
-      </w:r>
-    </w:p>
-    <w:p>
-      <w:pPr>
-        <w:pStyle w:val="Compact"/>
-        <w:numPr>
-          <w:ilvl w:val="0"/>
-          <w:numId w:val="1001"/>
+          <w:numId w:val="1002"/>
         </w:numPr>
       </w:pPr>
       <w:hyperlink r:id="rId24">
@@ -156,14 +170,14 @@
           <w:rPr>
             <w:rStyle w:val="Hyperlink"/>
           </w:rPr>
-          <w:t xml:space="preserve">Anomalies</w:t>
+          <w:t xml:space="preserve">General examples</w:t>
         </w:r>
       </w:hyperlink>
       <w:r>
         <w:t xml:space="preserve"> </w:t>
       </w:r>
       <w:r>
-        <w:t xml:space="preserve">- anomaly detection methods from simple baselines to ensembles, autoencoders, and multivariate analysis.</w:t>
+        <w:t xml:space="preserve">- package orientation, utility helpers, and evaluation objects that explain the common structure behind the methods.</w:t>
       </w:r>
     </w:p>
     <w:p>
@@ -171,7 +185,7 @@
         <w:pStyle w:val="Compact"/>
         <w:numPr>
           <w:ilvl w:val="0"/>
-          <w:numId w:val="1001"/>
+          <w:numId w:val="1002"/>
         </w:numPr>
       </w:pPr>
       <w:hyperlink r:id="rId25">
@@ -179,14 +193,14 @@
           <w:rPr>
             <w:rStyle w:val="Hyperlink"/>
           </w:rPr>
-          <w:t xml:space="preserve">Change Points</w:t>
+          <w:t xml:space="preserve">Dataset examples</w:t>
         </w:r>
       </w:hyperlink>
       <w:r>
         <w:t xml:space="preserve"> </w:t>
       </w:r>
       <w:r>
-        <w:t xml:space="preserve">- change-point methods from single-break intuition to structural and volatility-oriented approaches.</w:t>
+        <w:t xml:space="preserve">- benchmark archives and domain datasets, organized to help the reader understand the collections before modeling.</w:t>
       </w:r>
     </w:p>
     <w:p>
@@ -194,7 +208,7 @@
         <w:pStyle w:val="Compact"/>
         <w:numPr>
           <w:ilvl w:val="0"/>
-          <w:numId w:val="1001"/>
+          <w:numId w:val="1002"/>
         </w:numPr>
       </w:pPr>
       <w:hyperlink r:id="rId26">
@@ -202,14 +216,14 @@
           <w:rPr>
             <w:rStyle w:val="Hyperlink"/>
           </w:rPr>
-          <w:t xml:space="preserve">Motifs</w:t>
+          <w:t xml:space="preserve">Transformation examples</w:t>
         </w:r>
       </w:hyperlink>
       <w:r>
         <w:t xml:space="preserve"> </w:t>
       </w:r>
       <w:r>
-        <w:t xml:space="preserve">- repeated-pattern and discord discovery with Matrix Profile and symbolic approaches.</w:t>
+        <w:t xml:space="preserve">- smoothing and symbolic encodings that prepare a series for later anomaly, change-point, or motif analysis.</w:t>
       </w:r>
     </w:p>
     <w:p>
@@ -217,7 +231,7 @@
         <w:pStyle w:val="Compact"/>
         <w:numPr>
           <w:ilvl w:val="0"/>
-          <w:numId w:val="1001"/>
+          <w:numId w:val="1002"/>
         </w:numPr>
       </w:pPr>
       <w:hyperlink r:id="rId27">
@@ -225,17 +239,157 @@
           <w:rPr>
             <w:rStyle w:val="Hyperlink"/>
           </w:rPr>
-          <w:t xml:space="preserve">Custom</w:t>
+          <w:t xml:space="preserve">Anomaly examples</w:t>
         </w:r>
       </w:hyperlink>
       <w:r>
         <w:t xml:space="preserve"> </w:t>
       </w:r>
       <w:r>
-        <w:t xml:space="preserve">- extension examples for readers who want to plug their own components into the framework.</w:t>
-      </w:r>
-    </w:p>
-    <w:bookmarkEnd w:id="28"/>
+        <w:t xml:space="preserve">- anomaly detection methods grouped from simple baselines to residual models, supervised learners, clustering, ensembles, autoencoders, and multivariate workflows.</w:t>
+      </w:r>
+    </w:p>
+    <w:p>
+      <w:pPr>
+        <w:pStyle w:val="Compact"/>
+        <w:numPr>
+          <w:ilvl w:val="0"/>
+          <w:numId w:val="1002"/>
+        </w:numPr>
+      </w:pPr>
+      <w:hyperlink r:id="rId28">
+        <w:r>
+          <w:rPr>
+            <w:rStyle w:val="Hyperlink"/>
+          </w:rPr>
+          <w:t xml:space="preserve">Change-point examples</w:t>
+        </w:r>
+      </w:hyperlink>
+      <w:r>
+        <w:t xml:space="preserve"> </w:t>
+      </w:r>
+      <w:r>
+        <w:t xml:space="preserve">- change-point methods ordered from a first single-break intuition to multiple-break, structural-break, and volatility-oriented techniques.</w:t>
+      </w:r>
+    </w:p>
+    <w:p>
+      <w:pPr>
+        <w:pStyle w:val="Compact"/>
+        <w:numPr>
+          <w:ilvl w:val="0"/>
+          <w:numId w:val="1002"/>
+        </w:numPr>
+      </w:pPr>
+      <w:hyperlink r:id="rId29">
+        <w:r>
+          <w:rPr>
+            <w:rStyle w:val="Hyperlink"/>
+          </w:rPr>
+          <w:t xml:space="preserve">Motif examples</w:t>
+        </w:r>
+      </w:hyperlink>
+      <w:r>
+        <w:t xml:space="preserve"> </w:t>
+      </w:r>
+      <w:r>
+        <w:t xml:space="preserve">- repeated-pattern and discord analysis grouped into Matrix Profile, symbolic, and discord-oriented studies.</w:t>
+      </w:r>
+    </w:p>
+    <w:p>
+      <w:pPr>
+        <w:pStyle w:val="Compact"/>
+        <w:numPr>
+          <w:ilvl w:val="0"/>
+          <w:numId w:val="1002"/>
+        </w:numPr>
+      </w:pPr>
+      <w:hyperlink r:id="rId30">
+        <w:r>
+          <w:rPr>
+            <w:rStyle w:val="Hyperlink"/>
+          </w:rPr>
+          <w:t xml:space="preserve">Custom examples</w:t>
+        </w:r>
+      </w:hyperlink>
+      <w:r>
+        <w:t xml:space="preserve"> </w:t>
+      </w:r>
+      <w:r>
+        <w:t xml:space="preserve">- extension-oriented notebooks showing how to plug new transformations, detectors, motif methods, and evaluators into Harbinger.</w:t>
+      </w:r>
+    </w:p>
+    <w:bookmarkEnd w:id="31"/>
+    <w:bookmarkEnd w:id="32"/>
+    <w:bookmarkStart w:id="33" w:name="documentation-design"/>
+    <w:p>
+      <w:pPr>
+        <w:pStyle w:val="Heading2"/>
+      </w:pPr>
+      <w:r>
+        <w:t xml:space="preserve">Documentation design</w:t>
+      </w:r>
+    </w:p>
+    <w:p>
+      <w:pPr>
+        <w:pStyle w:val="FirstParagraph"/>
+      </w:pPr>
+      <w:r>
+        <w:t xml:space="preserve">The examples were revised to be more useful for learning:</w:t>
+      </w:r>
+    </w:p>
+    <w:p>
+      <w:pPr>
+        <w:pStyle w:val="Compact"/>
+        <w:numPr>
+          <w:ilvl w:val="0"/>
+          <w:numId w:val="1003"/>
+        </w:numPr>
+      </w:pPr>
+      <w:r>
+        <w:t xml:space="preserve">files inside each collection are numbered in a suggested reading order</w:t>
+      </w:r>
+    </w:p>
+    <w:p>
+      <w:pPr>
+        <w:pStyle w:val="Compact"/>
+        <w:numPr>
+          <w:ilvl w:val="0"/>
+          <w:numId w:val="1003"/>
+        </w:numPr>
+      </w:pPr>
+      <w:r>
+        <w:t xml:space="preserve">category</w:t>
+      </w:r>
+      <w:r>
+        <w:t xml:space="preserve"> </w:t>
+      </w:r>
+      <w:r>
+        <w:rPr>
+          <w:rStyle w:val="VerbatimChar"/>
+        </w:rPr>
+        <w:t xml:space="preserve">README</w:t>
+      </w:r>
+      <w:r>
+        <w:t xml:space="preserve"> </w:t>
+      </w:r>
+      <w:r>
+        <w:t xml:space="preserve">files group examples by subject rather than only by function name</w:t>
+      </w:r>
+    </w:p>
+    <w:p>
+      <w:pPr>
+        <w:pStyle w:val="Compact"/>
+        <w:numPr>
+          <w:ilvl w:val="0"/>
+          <w:numId w:val="1003"/>
+        </w:numPr>
+      </w:pPr>
+      <w:r>
+        <w:t xml:space="preserve">tutorials and introductory notebooks explain the technique being presented, not only the commands required to run it</w:t>
+      </w:r>
+    </w:p>
+    <w:bookmarkEnd w:id="33"/>
+    <w:bookmarkEnd w:id="34"/>
     <w:sectPr>
       <w:footnotePr>
         <w:numRestart w:val="eachSect"/>
@@ -453,6 +607,12 @@
     <w:abstractNumId w:val="990"/>
   </w:num>
   <w:num w:numId="1001">
+    <w:abstractNumId w:val="991"/>
+  </w:num>
+  <w:num w:numId="1002">
+    <w:abstractNumId w:val="991"/>
+  </w:num>
+  <w:num w:numId="1003">
     <w:abstractNumId w:val="991"/>
   </w:num>
 </w:numbering>

--- a/examples/doc/README.docx
+++ b/examples/doc/README.docx
@@ -2,7 +2,7 @@
 <file path=word/document.xml><?xml version="1.0" encoding="utf-8"?>
 <w:document xmlns:w="http://schemas.openxmlformats.org/wordprocessingml/2006/main" xmlns:m="http://schemas.openxmlformats.org/officeDocument/2006/math" xmlns:r="http://schemas.openxmlformats.org/officeDocument/2006/relationships" xmlns:o="urn:schemas-microsoft-com:office:office" xmlns:v="urn:schemas-microsoft-com:vml" xmlns:w10="urn:schemas-microsoft-com:office:word" xmlns:a="http://schemas.openxmlformats.org/drawingml/2006/main" xmlns:pic="http://schemas.openxmlformats.org/drawingml/2006/picture" xmlns:wp="http://schemas.openxmlformats.org/drawingml/2006/wordprocessingDrawing">
   <w:body>
-    <w:bookmarkStart w:id="34" w:name="harbinger-examples"/>
+    <w:bookmarkStart w:id="32" w:name="harbinger-examples"/>
     <w:p>
       <w:pPr>
         <w:pStyle w:val="Heading1"/>
@@ -66,7 +66,7 @@
         <w:t xml:space="preserve">: a guided tutorial track for readers who want a step-by-step introduction, and thematic collections for readers who want to study a specific family of methods.</w:t>
       </w:r>
     </w:p>
-    <w:bookmarkStart w:id="32" w:name="documentation-structure"/>
+    <w:bookmarkStart w:id="30" w:name="documentation-structure"/>
     <w:p>
       <w:pPr>
         <w:pStyle w:val="Heading2"/>
@@ -95,17 +95,7 @@
         <w:t xml:space="preserve">, start with the tutorials. If you already know the basic workflow, use the thematic folders below as focused reference tracks. The links point to the rendered Markdown files intended for reading.</w:t>
       </w:r>
     </w:p>
-    <w:bookmarkStart w:id="20" w:name="guided-tutorial-track"/>
-    <w:p>
-      <w:pPr>
-        <w:pStyle w:val="Heading3"/>
-      </w:pPr>
-      <w:r>
-        <w:t xml:space="preserve">Guided tutorial track</w:t>
-      </w:r>
-    </w:p>
-    <w:bookmarkEnd w:id="20"/>
-    <w:bookmarkStart w:id="22" w:name="guided-tutorial-track-1"/>
+    <w:bookmarkStart w:id="21" w:name="guided-tutorial-track"/>
     <w:p>
       <w:pPr>
         <w:pStyle w:val="Heading3"/>
@@ -122,7 +112,7 @@
           <w:numId w:val="1001"/>
         </w:numPr>
       </w:pPr>
-      <w:hyperlink r:id="rId21">
+      <w:hyperlink r:id="rId20">
         <w:r>
           <w:rPr>
             <w:rStyle w:val="Hyperlink"/>
@@ -137,18 +127,8 @@
         <w:t xml:space="preserve">- a 10-part learning sequence covering first contact with the package, data inspection, plotting, baseline anomaly detection, residual-based detection, evaluation, change points, smoothing, symbolic transformations, and motif analysis.</w:t>
       </w:r>
     </w:p>
-    <w:bookmarkEnd w:id="22"/>
-    <w:bookmarkStart w:id="23" w:name="thematic-example-collections"/>
-    <w:p>
-      <w:pPr>
-        <w:pStyle w:val="Heading3"/>
-      </w:pPr>
-      <w:r>
-        <w:t xml:space="preserve">Thematic example collections</w:t>
-      </w:r>
-    </w:p>
-    <w:bookmarkEnd w:id="23"/>
-    <w:bookmarkStart w:id="31" w:name="thematic-example-collections-1"/>
+    <w:bookmarkEnd w:id="21"/>
+    <w:bookmarkStart w:id="29" w:name="thematic-example-collections"/>
     <w:p>
       <w:pPr>
         <w:pStyle w:val="Heading3"/>
@@ -165,7 +145,7 @@
           <w:numId w:val="1002"/>
         </w:numPr>
       </w:pPr>
-      <w:hyperlink r:id="rId24">
+      <w:hyperlink r:id="rId22">
         <w:r>
           <w:rPr>
             <w:rStyle w:val="Hyperlink"/>
@@ -188,7 +168,7 @@
           <w:numId w:val="1002"/>
         </w:numPr>
       </w:pPr>
-      <w:hyperlink r:id="rId25">
+      <w:hyperlink r:id="rId23">
         <w:r>
           <w:rPr>
             <w:rStyle w:val="Hyperlink"/>
@@ -211,7 +191,7 @@
           <w:numId w:val="1002"/>
         </w:numPr>
       </w:pPr>
-      <w:hyperlink r:id="rId26">
+      <w:hyperlink r:id="rId24">
         <w:r>
           <w:rPr>
             <w:rStyle w:val="Hyperlink"/>
@@ -234,7 +214,7 @@
           <w:numId w:val="1002"/>
         </w:numPr>
       </w:pPr>
-      <w:hyperlink r:id="rId27">
+      <w:hyperlink r:id="rId25">
         <w:r>
           <w:rPr>
             <w:rStyle w:val="Hyperlink"/>
@@ -257,7 +237,7 @@
           <w:numId w:val="1002"/>
         </w:numPr>
       </w:pPr>
-      <w:hyperlink r:id="rId28">
+      <w:hyperlink r:id="rId26">
         <w:r>
           <w:rPr>
             <w:rStyle w:val="Hyperlink"/>
@@ -280,7 +260,7 @@
           <w:numId w:val="1002"/>
         </w:numPr>
       </w:pPr>
-      <w:hyperlink r:id="rId29">
+      <w:hyperlink r:id="rId27">
         <w:r>
           <w:rPr>
             <w:rStyle w:val="Hyperlink"/>
@@ -303,7 +283,7 @@
           <w:numId w:val="1002"/>
         </w:numPr>
       </w:pPr>
-      <w:hyperlink r:id="rId30">
+      <w:hyperlink r:id="rId28">
         <w:r>
           <w:rPr>
             <w:rStyle w:val="Hyperlink"/>
@@ -318,9 +298,9 @@
         <w:t xml:space="preserve">- extension-oriented notebooks showing how to plug new transformations, detectors, motif methods, and evaluators into Harbinger.</w:t>
       </w:r>
     </w:p>
-    <w:bookmarkEnd w:id="31"/>
-    <w:bookmarkEnd w:id="32"/>
-    <w:bookmarkStart w:id="33" w:name="documentation-design"/>
+    <w:bookmarkEnd w:id="29"/>
+    <w:bookmarkEnd w:id="30"/>
+    <w:bookmarkStart w:id="31" w:name="documentation-design"/>
     <w:p>
       <w:pPr>
         <w:pStyle w:val="Heading2"/>
@@ -388,8 +368,8 @@
         <w:t xml:space="preserve">tutorials and introductory notebooks explain the technique being presented, not only the commands required to run it</w:t>
       </w:r>
     </w:p>
-    <w:bookmarkEnd w:id="33"/>
-    <w:bookmarkEnd w:id="34"/>
+    <w:bookmarkEnd w:id="31"/>
+    <w:bookmarkEnd w:id="32"/>
     <w:sectPr>
       <w:footnotePr>
         <w:numRestart w:val="eachSect"/>

--- a/examples/doc/README.docx
+++ b/examples/doc/README.docx
@@ -2,7 +2,7 @@
 <file path=word/document.xml><?xml version="1.0" encoding="utf-8"?>
 <w:document xmlns:w="http://schemas.openxmlformats.org/wordprocessingml/2006/main" xmlns:m="http://schemas.openxmlformats.org/officeDocument/2006/math" xmlns:r="http://schemas.openxmlformats.org/officeDocument/2006/relationships" xmlns:o="urn:schemas-microsoft-com:office:office" xmlns:v="urn:schemas-microsoft-com:vml" xmlns:w10="urn:schemas-microsoft-com:office:word" xmlns:a="http://schemas.openxmlformats.org/drawingml/2006/main" xmlns:pic="http://schemas.openxmlformats.org/drawingml/2006/picture" xmlns:wp="http://schemas.openxmlformats.org/drawingml/2006/wordprocessingDrawing">
   <w:body>
-    <w:bookmarkStart w:id="32" w:name="harbinger-examples"/>
+    <w:bookmarkStart w:id="21" w:name="harbinger-examples"/>
     <w:p>
       <w:pPr>
         <w:pStyle w:val="Heading1"/>
@@ -66,7 +66,7 @@
         <w:t xml:space="preserve">: a guided tutorial track for readers who want a step-by-step introduction, and thematic collections for readers who want to study a specific family of methods.</w:t>
       </w:r>
     </w:p>
-    <w:bookmarkStart w:id="30" w:name="documentation-structure"/>
+    <w:bookmarkStart w:id="19" w:name="documentation-structure"/>
     <w:p>
       <w:pPr>
         <w:pStyle w:val="Heading2"/>
@@ -95,7 +95,7 @@
         <w:t xml:space="preserve">, start with the tutorials. If you already know the basic workflow, use the thematic folders below as focused reference tracks. The links point to the rendered Markdown files intended for reading.</w:t>
       </w:r>
     </w:p>
-    <w:bookmarkStart w:id="21" w:name="guided-tutorial-track"/>
+    <w:bookmarkStart w:id="10" w:name="guided-tutorial-track"/>
     <w:p>
       <w:pPr>
         <w:pStyle w:val="Heading3"/>
@@ -112,7 +112,7 @@
           <w:numId w:val="1001"/>
         </w:numPr>
       </w:pPr>
-      <w:hyperlink r:id="rId20">
+      <w:hyperlink r:id="rId9">
         <w:r>
           <w:rPr>
             <w:rStyle w:val="Hyperlink"/>
@@ -127,8 +127,8 @@
         <w:t xml:space="preserve">- a 10-part learning sequence covering first contact with the package, data inspection, plotting, baseline anomaly detection, residual-based detection, evaluation, change points, smoothing, symbolic transformations, and motif analysis.</w:t>
       </w:r>
     </w:p>
-    <w:bookmarkEnd w:id="21"/>
-    <w:bookmarkStart w:id="29" w:name="thematic-example-collections"/>
+    <w:bookmarkEnd w:id="10"/>
+    <w:bookmarkStart w:id="18" w:name="thematic-example-collections"/>
     <w:p>
       <w:pPr>
         <w:pStyle w:val="Heading3"/>
@@ -145,7 +145,7 @@
           <w:numId w:val="1002"/>
         </w:numPr>
       </w:pPr>
-      <w:hyperlink r:id="rId22">
+      <w:hyperlink r:id="rId11">
         <w:r>
           <w:rPr>
             <w:rStyle w:val="Hyperlink"/>
@@ -168,7 +168,7 @@
           <w:numId w:val="1002"/>
         </w:numPr>
       </w:pPr>
-      <w:hyperlink r:id="rId23">
+      <w:hyperlink r:id="rId12">
         <w:r>
           <w:rPr>
             <w:rStyle w:val="Hyperlink"/>
@@ -191,7 +191,7 @@
           <w:numId w:val="1002"/>
         </w:numPr>
       </w:pPr>
-      <w:hyperlink r:id="rId24">
+      <w:hyperlink r:id="rId13">
         <w:r>
           <w:rPr>
             <w:rStyle w:val="Hyperlink"/>
@@ -214,7 +214,7 @@
           <w:numId w:val="1002"/>
         </w:numPr>
       </w:pPr>
-      <w:hyperlink r:id="rId25">
+      <w:hyperlink r:id="rId14">
         <w:r>
           <w:rPr>
             <w:rStyle w:val="Hyperlink"/>
@@ -237,7 +237,7 @@
           <w:numId w:val="1002"/>
         </w:numPr>
       </w:pPr>
-      <w:hyperlink r:id="rId26">
+      <w:hyperlink r:id="rId15">
         <w:r>
           <w:rPr>
             <w:rStyle w:val="Hyperlink"/>
@@ -260,7 +260,30 @@
           <w:numId w:val="1002"/>
         </w:numPr>
       </w:pPr>
-      <w:hyperlink r:id="rId27">
+      <w:hyperlink r:id="rId15">
+        <w:r>
+          <w:rPr>
+            <w:rStyle w:val="Hyperlink"/>
+          </w:rPr>
+          <w:t xml:space="preserve">Waypoint examples</w:t>
+        </w:r>
+      </w:hyperlink>
+      <w:r>
+        <w:t xml:space="preserve"> </w:t>
+      </w:r>
+      <w:r>
+        <w:t xml:space="preserve">- adaptive autoencoder + CUSUM notebooks for change-point detection with different encoder architectures.</w:t>
+      </w:r>
+    </w:p>
+    <w:p>
+      <w:pPr>
+        <w:pStyle w:val="Compact"/>
+        <w:numPr>
+          <w:ilvl w:val="0"/>
+          <w:numId w:val="1002"/>
+        </w:numPr>
+      </w:pPr>
+      <w:hyperlink r:id="rId16">
         <w:r>
           <w:rPr>
             <w:rStyle w:val="Hyperlink"/>
@@ -283,7 +306,7 @@
           <w:numId w:val="1002"/>
         </w:numPr>
       </w:pPr>
-      <w:hyperlink r:id="rId28">
+      <w:hyperlink r:id="rId17">
         <w:r>
           <w:rPr>
             <w:rStyle w:val="Hyperlink"/>
@@ -298,9 +321,9 @@
         <w:t xml:space="preserve">- extension-oriented notebooks showing how to plug new transformations, detectors, motif methods, and evaluators into Harbinger.</w:t>
       </w:r>
     </w:p>
-    <w:bookmarkEnd w:id="29"/>
-    <w:bookmarkEnd w:id="30"/>
-    <w:bookmarkStart w:id="31" w:name="documentation-design"/>
+    <w:bookmarkEnd w:id="18"/>
+    <w:bookmarkEnd w:id="19"/>
+    <w:bookmarkStart w:id="20" w:name="documentation-design"/>
     <w:p>
       <w:pPr>
         <w:pStyle w:val="Heading2"/>
@@ -368,8 +391,8 @@
         <w:t xml:space="preserve">tutorials and introductory notebooks explain the technique being presented, not only the commands required to run it</w:t>
       </w:r>
     </w:p>
-    <w:bookmarkEnd w:id="31"/>
-    <w:bookmarkEnd w:id="32"/>
+    <w:bookmarkEnd w:id="20"/>
+    <w:bookmarkEnd w:id="21"/>
     <w:sectPr>
       <w:footnotePr>
         <w:numRestart w:val="eachSect"/>
@@ -603,10 +626,10 @@
   <w:docDefaults>
     <w:rPrDefault>
       <w:rPr>
-        <w:rFonts w:asciiTheme="minorHAnsi" w:cstheme="minorBidi" w:eastAsiaTheme="minorHAnsi" w:hAnsiTheme="minorHAnsi"/>
+        <w:rFonts w:asciiTheme="minorHAnsi" w:cstheme="minorBidi" w:eastAsiaTheme="minorEastAsia" w:hAnsiTheme="minorHAnsi"/>
         <w:sz w:val="24"/>
         <w:szCs w:val="24"/>
-        <w:lang w:bidi="ar-SA" w:eastAsia="en-US" w:val="en-US"/>
+        <w:lang w:bidi="ar-SA" w:eastAsia="zh-CN" w:val="en-US"/>
       </w:rPr>
     </w:rPrDefault>
     <w:pPrDefault>
@@ -1147,13 +1170,6 @@
       </w:tblCellMar>
     </w:tblPr>
     <w:tblStylePr w:type="firstRow">
-      <w:tblPr>
-        <w:jc w:val="left"/>
-        <w:tblInd w:type="dxa" w:w="0"/>
-      </w:tblPr>
-      <w:trPr>
-        <w:jc w:val="left"/>
-      </w:trPr>
       <w:tcPr>
         <w:tcBorders>
           <w:bottom w:val="single"/>

--- a/examples/doc/README.docx
+++ b/examples/doc/README.docx
@@ -249,7 +249,7 @@
         <w:t xml:space="preserve"> </w:t>
       </w:r>
       <w:r>
-        <w:t xml:space="preserve">- change-point methods ordered from a first single-break intuition to multiple-break, structural-break, and volatility-oriented techniques.</w:t>
+        <w:t xml:space="preserve">- change-point methods ordered from a first single-break intuition to multiple-break, structural-break, volatility-oriented, and univariate drift-oriented techniques.</w:t>
       </w:r>
     </w:p>
     <w:p>

--- a/examples/doc/README.docx
+++ b/examples/doc/README.docx
@@ -249,30 +249,7 @@
         <w:t xml:space="preserve"> </w:t>
       </w:r>
       <w:r>
-        <w:t xml:space="preserve">- change-point methods ordered from a first single-break intuition to multiple-break, structural-break, volatility-oriented, and univariate drift-oriented techniques.</w:t>
-      </w:r>
-    </w:p>
-    <w:p>
-      <w:pPr>
-        <w:pStyle w:val="Compact"/>
-        <w:numPr>
-          <w:ilvl w:val="0"/>
-          <w:numId w:val="1002"/>
-        </w:numPr>
-      </w:pPr>
-      <w:hyperlink r:id="rId15">
-        <w:r>
-          <w:rPr>
-            <w:rStyle w:val="Hyperlink"/>
-          </w:rPr>
-          <w:t xml:space="preserve">Waypoint examples</w:t>
-        </w:r>
-      </w:hyperlink>
-      <w:r>
-        <w:t xml:space="preserve"> </w:t>
-      </w:r>
-      <w:r>
-        <w:t xml:space="preserve">- adaptive autoencoder + CUSUM notebooks for change-point detection with different encoder architectures.</w:t>
+        <w:t xml:space="preserve">- change-point methods ordered from a first single-break intuition to multiple-break, structural-break, adaptive Waypoint, Bayesian online, ensemble, and univariate drift-oriented techniques.</w:t>
       </w:r>
     </w:p>
     <w:p>
